--- a/ЛР7/text.docx
+++ b/ЛР7/text.docx
@@ -53,72 +53,176 @@
           <w:sz w:val="32"/>
           <w:szCs w:val="32"/>
         </w:rPr>
-        <w:t xml:space="preserve">1. Открыть ЛР7/project и выполнить docker compose up -d --build. Показать docker compose ps: app доступен на 13000, db — на 5433 и имеет статус healthy.</w:t>
-      </w:r>
-    </w:p>
-    <w:p>
-      <w:pPr>
-        <w:spacing w:before="120" w:after="120" w:line="240" w:lineRule="auto"/>
-      </w:pPr>
-      <w:r>
-        <w:rPr>
-          <w:rFonts w:ascii="Times New Roman" w:hAnsi="Times New Roman" w:cs="Times New Roman"/>
-          <w:sz w:val="32"/>
-          <w:szCs w:val="32"/>
-        </w:rPr>
-        <w:t xml:space="preserve">2. Перейти в ЛР7/integration_tests и при необходимости установить зависимости: py -m pip install -r requirements.txt.</w:t>
-      </w:r>
-    </w:p>
-    <w:p>
-      <w:pPr>
-        <w:spacing w:before="120" w:after="120" w:line="240" w:lineRule="auto"/>
-      </w:pPr>
-      <w:r>
-        <w:rPr>
-          <w:rFonts w:ascii="Times New Roman" w:hAnsi="Times New Roman" w:cs="Times New Roman"/>
-          <w:sz w:val="32"/>
-          <w:szCs w:val="32"/>
-        </w:rPr>
-        <w:t xml:space="preserve">3. Запустить py -m pytest -v --alluredir=allure-results. Показать пять зелёных тестов.</w:t>
-      </w:r>
-    </w:p>
-    <w:p>
-      <w:pPr>
-        <w:spacing w:before="120" w:after="120" w:line="240" w:lineRule="auto"/>
-      </w:pPr>
-      <w:r>
-        <w:rPr>
-          <w:rFonts w:ascii="Times New Roman" w:hAnsi="Times New Roman" w:cs="Times New Roman"/>
-          <w:sz w:val="32"/>
-          <w:szCs w:val="32"/>
-        </w:rPr>
-        <w:t xml:space="preserve">4. Открыть conftest.py и пояснить фикстуры: api_session инициализирует API, db_connection подключается к PostgreSQL, clean_schools изолирует сценарии.</w:t>
-      </w:r>
-    </w:p>
-    <w:p>
-      <w:pPr>
-        <w:spacing w:before="120" w:after="120" w:line="240" w:lineRule="auto"/>
-      </w:pPr>
-      <w:r>
-        <w:rPr>
-          <w:rFonts w:ascii="Times New Roman" w:hAnsi="Times New Roman" w:cs="Times New Roman"/>
-          <w:sz w:val="32"/>
-          <w:szCs w:val="32"/>
-        </w:rPr>
-        <w:t xml:space="preserve">5. Открыть test_schools_integration.py и показать, что после HTTP-вызовов выполняются SQL SELECT-проверки.</w:t>
-      </w:r>
-    </w:p>
-    <w:p>
-      <w:pPr>
-        <w:spacing w:before="120" w:after="120" w:line="240" w:lineRule="auto"/>
-      </w:pPr>
-      <w:r>
-        <w:rPr>
-          <w:rFonts w:ascii="Times New Roman" w:hAnsi="Times New Roman" w:cs="Times New Roman"/>
-          <w:sz w:val="32"/>
-          <w:szCs w:val="32"/>
-        </w:rPr>
-        <w:t xml:space="preserve">6. Сформировать Allure: allure generate allure-results --clean -o allure-report. Для просмотра: allure open allure-report.</w:t>
+        <w:t xml:space="preserve">1. Убедиться, что Docker Desktop запущен. Из корня репозитория перейти в ЛР7/project и выполнить первую и вторую команды ниже. В выводе docker compose ps сервис app должен быть доступен на 13000, db — на 5433, а БД должна иметь статус healthy.</w:t>
+      </w:r>
+    </w:p>
+    <w:p>
+      <w:pPr>
+        <w:spacing w:before="120" w:after="120" w:line="240" w:lineRule="auto"/>
+      </w:pPr>
+      <w:r>
+        <w:rPr>
+          <w:rFonts w:ascii="Courier New" w:hAnsi="Courier New" w:cs="Courier New"/>
+          <w:sz w:val="24"/>
+          <w:szCs w:val="24"/>
+        </w:rPr>
+        <w:t xml:space="preserve">cd ЛР7/project</w:t>
+      </w:r>
+    </w:p>
+    <w:p>
+      <w:pPr>
+        <w:spacing w:before="120" w:after="120" w:line="240" w:lineRule="auto"/>
+      </w:pPr>
+      <w:r>
+        <w:rPr>
+          <w:rFonts w:ascii="Courier New" w:hAnsi="Courier New" w:cs="Courier New"/>
+          <w:sz w:val="24"/>
+          <w:szCs w:val="24"/>
+        </w:rPr>
+        <w:t xml:space="preserve">docker compose up -d --build</w:t>
+      </w:r>
+    </w:p>
+    <w:p>
+      <w:pPr>
+        <w:spacing w:before="120" w:after="120" w:line="240" w:lineRule="auto"/>
+      </w:pPr>
+      <w:r>
+        <w:rPr>
+          <w:rFonts w:ascii="Courier New" w:hAnsi="Courier New" w:cs="Courier New"/>
+          <w:sz w:val="24"/>
+          <w:szCs w:val="24"/>
+        </w:rPr>
+        <w:t xml:space="preserve">docker compose ps</w:t>
+      </w:r>
+    </w:p>
+    <w:p>
+      <w:pPr>
+        <w:spacing w:before="120" w:after="120" w:line="240" w:lineRule="auto"/>
+      </w:pPr>
+      <w:r>
+        <w:rPr>
+          <w:rFonts w:ascii="Times New Roman" w:hAnsi="Times New Roman" w:cs="Times New Roman"/>
+          <w:sz w:val="32"/>
+          <w:szCs w:val="32"/>
+        </w:rPr>
+        <w:t xml:space="preserve">2. Перейти в ЛР7/integration_tests. При первом запуске установить зависимости, затем выполнить pytest; ожидаемый результат — 5 passed. Параметр --alluredir записывает результаты именно этого запуска в allure-results.</w:t>
+      </w:r>
+    </w:p>
+    <w:p>
+      <w:pPr>
+        <w:spacing w:before="120" w:after="120" w:line="240" w:lineRule="auto"/>
+      </w:pPr>
+      <w:r>
+        <w:rPr>
+          <w:rFonts w:ascii="Courier New" w:hAnsi="Courier New" w:cs="Courier New"/>
+          <w:sz w:val="24"/>
+          <w:szCs w:val="24"/>
+        </w:rPr>
+        <w:t xml:space="preserve">cd ../integration_tests</w:t>
+      </w:r>
+    </w:p>
+    <w:p>
+      <w:pPr>
+        <w:spacing w:before="120" w:after="120" w:line="240" w:lineRule="auto"/>
+      </w:pPr>
+      <w:r>
+        <w:rPr>
+          <w:rFonts w:ascii="Courier New" w:hAnsi="Courier New" w:cs="Courier New"/>
+          <w:sz w:val="24"/>
+          <w:szCs w:val="24"/>
+        </w:rPr>
+        <w:t xml:space="preserve">py -m pip install -r requirements.txt</w:t>
+      </w:r>
+    </w:p>
+    <w:p>
+      <w:pPr>
+        <w:spacing w:before="120" w:after="120" w:line="240" w:lineRule="auto"/>
+      </w:pPr>
+      <w:r>
+        <w:rPr>
+          <w:rFonts w:ascii="Courier New" w:hAnsi="Courier New" w:cs="Courier New"/>
+          <w:sz w:val="24"/>
+          <w:szCs w:val="24"/>
+        </w:rPr>
+        <w:t xml:space="preserve">py -m pytest -v --alluredir=allure-results</w:t>
+      </w:r>
+    </w:p>
+    <w:p>
+      <w:pPr>
+        <w:spacing w:before="120" w:after="120" w:line="240" w:lineRule="auto"/>
+      </w:pPr>
+      <w:r>
+        <w:rPr>
+          <w:rFonts w:ascii="Times New Roman" w:hAnsi="Times New Roman" w:cs="Times New Roman"/>
+          <w:sz w:val="32"/>
+          <w:szCs w:val="32"/>
+        </w:rPr>
+        <w:t xml:space="preserve">3. Открыть conftest.py: api_session отправляет запросы к API на 127.0.0.1:13000, db_connection подключается к PostgreSQL на 5433, clean_schools очищает таблицу перед каждым сценарием. 4. В test_schools_integration.py показать test_post_persists_school_in_postgresql: create_school выполняет HTTP POST, проверяется HTTP 200, затем cursor.execute(SELECT name, address FROM schools) проверяет фактические данные в PostgreSQL. Это демонстрирует интеграцию API и БД, а не только проверку HTTP-ответа.</w:t>
+      </w:r>
+    </w:p>
+    <w:p>
+      <w:pPr>
+        <w:spacing w:before="120" w:after="120" w:line="240" w:lineRule="auto"/>
+      </w:pPr>
+      <w:r>
+        <w:rPr>
+          <w:rFonts w:ascii="Times New Roman" w:hAnsi="Times New Roman" w:cs="Times New Roman"/>
+          <w:sz w:val="32"/>
+          <w:szCs w:val="32"/>
+        </w:rPr>
+        <w:t xml:space="preserve">5. После pytest сформировать и открыть Allure командами ниже. По окончании демонстрации из ЛР7/project остановить окружение docker compose down.</w:t>
+      </w:r>
+    </w:p>
+    <w:p>
+      <w:pPr>
+        <w:spacing w:before="120" w:after="120" w:line="240" w:lineRule="auto"/>
+      </w:pPr>
+      <w:r>
+        <w:rPr>
+          <w:rFonts w:ascii="Courier New" w:hAnsi="Courier New" w:cs="Courier New"/>
+          <w:sz w:val="24"/>
+          <w:szCs w:val="24"/>
+        </w:rPr>
+        <w:t xml:space="preserve">allure generate allure-results --clean -o allure-report</w:t>
+      </w:r>
+    </w:p>
+    <w:p>
+      <w:pPr>
+        <w:spacing w:before="120" w:after="120" w:line="240" w:lineRule="auto"/>
+      </w:pPr>
+      <w:r>
+        <w:rPr>
+          <w:rFonts w:ascii="Courier New" w:hAnsi="Courier New" w:cs="Courier New"/>
+          <w:sz w:val="24"/>
+          <w:szCs w:val="24"/>
+        </w:rPr>
+        <w:t xml:space="preserve">allure open allure-report</w:t>
+      </w:r>
+    </w:p>
+    <w:p>
+      <w:pPr>
+        <w:spacing w:before="120" w:after="120" w:line="240" w:lineRule="auto"/>
+      </w:pPr>
+      <w:r>
+        <w:rPr>
+          <w:rFonts w:ascii="Courier New" w:hAnsi="Courier New" w:cs="Courier New"/>
+          <w:sz w:val="24"/>
+          <w:szCs w:val="24"/>
+        </w:rPr>
+        <w:t xml:space="preserve">cd ../project</w:t>
+      </w:r>
+    </w:p>
+    <w:p>
+      <w:pPr>
+        <w:spacing w:before="120" w:after="120" w:line="240" w:lineRule="auto"/>
+      </w:pPr>
+      <w:r>
+        <w:rPr>
+          <w:rFonts w:ascii="Courier New" w:hAnsi="Courier New" w:cs="Courier New"/>
+          <w:sz w:val="24"/>
+          <w:szCs w:val="24"/>
+        </w:rPr>
+        <w:t xml:space="preserve">docker compose down</w:t>
       </w:r>
     </w:p>
     <w:p>
